--- a/docs/01_Unified-Schema-JSON-v1.docx
+++ b/docs/01_Unified-Schema-JSON-v1.docx
@@ -113,7 +113,7 @@
           <w:sz w:val="20"/>
           <w:szCs w:val="20"/>
         </w:rPr>
-        <w:t>Version 1.2  ·  кодтой тулгасан (2026-09-07)</w:t>
+        <w:t>Version 1.3  ·  кодтой тулгасан (2026-09-27)</w:t>
       </w:r>
     </w:p>
     <w:p>
@@ -355,7 +355,7 @@
           <w:sz w:val="18"/>
           <w:szCs w:val="18"/>
         </w:rPr>
-        <w:t xml:space="preserve">    "scan_mode": "remote",                // local | remote</w:t>
+        <w:t xml:space="preserve">    "scan_mode": "remote",                // local | remote | offline</w:t>
       </w:r>
     </w:p>
     <w:p>
@@ -5006,7 +5006,7 @@
         <w:rPr>
           <w:rFonts w:ascii="Consolas" w:cs="Consolas" w:eastAsia="Consolas" w:hAnsi="Consolas"/>
         </w:rPr>
-        <w:t>Хувилбарын тэмдэглэл — v1.1 / v1.2 (2026-09-07)</w:t>
+        <w:t>Хувилбарын тэмдэглэл — v1.1 / v1.2 / v1.3</w:t>
       </w:r>
       <w:r>
         <w:rPr>
@@ -5192,6 +5192,154 @@
           <w:rFonts w:ascii="Consolas" w:cs="Consolas" w:eastAsia="Consolas" w:hAnsi="Consolas"/>
         </w:rPr>
         <w:t>(v1.2) Зөөгдсөн pod бүр finding-ийн evidence-д {path: "pod/&lt;нэр&gt;", detail: "rolled up to &lt;owner&gt;"} болж бичигдэнэ — юу ч алдагдахгүй, аудитор ямар pod хамрагдсаныг харна.</w:t>
+      </w:r>
+      <w:r>
+        <w:rPr>
+          <w:rFonts w:ascii="Calibri" w:cs="Calibri" w:eastAsia="Calibri" w:hAnsi="Calibri"/>
+        </w:rPr>
+      </w:r>
+      <w:r>
+        <w:rPr>
+          <w:rFonts w:ascii="Consolas" w:cs="Consolas" w:eastAsia="Consolas" w:hAnsi="Consolas"/>
+        </w:rPr>
+      </w:r>
+      <w:r>
+        <w:rPr>
+          <w:rFonts w:ascii="Calibri" w:cs="Calibri" w:eastAsia="Calibri" w:hAnsi="Calibri"/>
+        </w:rPr>
+      </w:r>
+      <w:r>
+        <w:rPr>
+          <w:rFonts w:ascii="Consolas" w:cs="Consolas" w:eastAsia="Consolas" w:hAnsi="Consolas"/>
+        </w:rPr>
+      </w:r>
+      <w:r>
+        <w:rPr>
+          <w:rFonts w:ascii="Calibri" w:cs="Calibri" w:eastAsia="Calibri" w:hAnsi="Calibri"/>
+        </w:rPr>
+      </w:r>
+    </w:p>
+    <w:p>
+      <w:pPr>
+        <w:pStyle w:val="Heading1"/>
+        <w:spacing w:after="120" w:before="0" w:line="276"/>
+      </w:pPr>
+      <w:r>
+        <w:rPr>
+          <w:rFonts w:ascii="Consolas" w:cs="Consolas" w:eastAsia="Consolas" w:hAnsi="Consolas"/>
+        </w:rPr>
+        <w:t>• (v1.3) scan_mode-д гурав дахь утга: offline. Өмнө нь зөвхөн local (-f манифест) ба remote (амьд cluster) байсан бөгөөд `scan --raw-dir` офлайн ingest нь remote гэж бичигддэг байв — cluster руу огт хандаагүй тайлан өөрийгөө амьд кластерын scan гэж зарлана гэсэн үг. Аудитын артефактад гарал үүслийн алдаа.</w:t>
+      </w:r>
+      <w:r>
+        <w:rPr>
+          <w:rFonts w:ascii="Calibri" w:cs="Calibri" w:eastAsia="Calibri" w:hAnsi="Calibri"/>
+        </w:rPr>
+      </w:r>
+      <w:r>
+        <w:rPr>
+          <w:rFonts w:ascii="Consolas" w:cs="Consolas" w:eastAsia="Consolas" w:hAnsi="Consolas"/>
+        </w:rPr>
+      </w:r>
+      <w:r>
+        <w:rPr>
+          <w:rFonts w:ascii="Calibri" w:cs="Calibri" w:eastAsia="Calibri" w:hAnsi="Calibri"/>
+        </w:rPr>
+      </w:r>
+      <w:r>
+        <w:rPr>
+          <w:rFonts w:ascii="Consolas" w:cs="Consolas" w:eastAsia="Consolas" w:hAnsi="Consolas"/>
+        </w:rPr>
+      </w:r>
+      <w:r>
+        <w:rPr>
+          <w:rFonts w:ascii="Calibri" w:cs="Calibri" w:eastAsia="Calibri" w:hAnsi="Calibri"/>
+        </w:rPr>
+      </w:r>
+    </w:p>
+    <w:p>
+      <w:pPr>
+        <w:pStyle w:val="Heading1"/>
+        <w:spacing w:after="120" w:before="0" w:line="276"/>
+      </w:pPr>
+      <w:r>
+        <w:rPr>
+          <w:rFonts w:ascii="Consolas" w:cs="Consolas" w:eastAsia="Consolas" w:hAnsi="Consolas"/>
+        </w:rPr>
+        <w:t>• (v1.3) Мөн энэ нь diff-ийн горим зөрүүгийн шалгалтыг сохолж байсан: амьд scan ба дахин тоглуулсан ingest хоёул remote тул тэдний хооронд анхааруулга хэзээ ч хөөрөхгүй байв. Одоо offline болсноор ялгагдана. Тэмдэглэл: raw гаралт нь анх local эсвэл remote горимоор цуглуулагдсаныг ingest давхаргаас мэдэх боломжгүй тул таамаглахгүй — offline гэдэг нь "бид scanner ажиллуулаагүй, урьд цуглуулсныг уншсан" гэсэн ҮНЭН мэдэгдэл.</w:t>
+      </w:r>
+      <w:r>
+        <w:rPr>
+          <w:rFonts w:ascii="Calibri" w:cs="Calibri" w:eastAsia="Calibri" w:hAnsi="Calibri"/>
+        </w:rPr>
+      </w:r>
+      <w:r>
+        <w:rPr>
+          <w:rFonts w:ascii="Consolas" w:cs="Consolas" w:eastAsia="Consolas" w:hAnsi="Consolas"/>
+        </w:rPr>
+      </w:r>
+      <w:r>
+        <w:rPr>
+          <w:rFonts w:ascii="Calibri" w:cs="Calibri" w:eastAsia="Calibri" w:hAnsi="Calibri"/>
+        </w:rPr>
+      </w:r>
+      <w:r>
+        <w:rPr>
+          <w:rFonts w:ascii="Consolas" w:cs="Consolas" w:eastAsia="Consolas" w:hAnsi="Consolas"/>
+        </w:rPr>
+      </w:r>
+      <w:r>
+        <w:rPr>
+          <w:rFonts w:ascii="Calibri" w:cs="Calibri" w:eastAsia="Calibri" w:hAnsi="Calibri"/>
+        </w:rPr>
+      </w:r>
+    </w:p>
+    <w:p>
+      <w:pPr>
+        <w:pStyle w:val="Heading1"/>
+        <w:spacing w:after="120" w:before="0" w:line="276"/>
+      </w:pPr>
+      <w:r>
+        <w:rPr>
+          <w:rFonts w:ascii="Consolas" w:cs="Consolas" w:eastAsia="Consolas" w:hAnsi="Consolas"/>
+        </w:rPr>
+        <w:t>• (v1.3) metadata.tatar_version нь release хэрэгслийн ldflags хүрдэггүй const-оос ирдэг (goreleaser зөвхөн cli.Version-ыг оруулдаг). Тиймээс `tatar-kuber version` нэг хувилбар хэлж, тайлан бүр болон SARIF-ийн driver.version өөр хувилбар бичих боломжтой байв. Хоёрын зөрүүг одоо TestVersionsAgree барина.</w:t>
+      </w:r>
+      <w:r>
+        <w:rPr>
+          <w:rFonts w:ascii="Calibri" w:cs="Calibri" w:eastAsia="Calibri" w:hAnsi="Calibri"/>
+        </w:rPr>
+      </w:r>
+      <w:r>
+        <w:rPr>
+          <w:rFonts w:ascii="Consolas" w:cs="Consolas" w:eastAsia="Consolas" w:hAnsi="Consolas"/>
+        </w:rPr>
+      </w:r>
+      <w:r>
+        <w:rPr>
+          <w:rFonts w:ascii="Calibri" w:cs="Calibri" w:eastAsia="Calibri" w:hAnsi="Calibri"/>
+        </w:rPr>
+      </w:r>
+      <w:r>
+        <w:rPr>
+          <w:rFonts w:ascii="Consolas" w:cs="Consolas" w:eastAsia="Consolas" w:hAnsi="Consolas"/>
+        </w:rPr>
+      </w:r>
+      <w:r>
+        <w:rPr>
+          <w:rFonts w:ascii="Calibri" w:cs="Calibri" w:eastAsia="Calibri" w:hAnsi="Calibri"/>
+        </w:rPr>
+      </w:r>
+    </w:p>
+    <w:p>
+      <w:pPr>
+        <w:pStyle w:val="Heading1"/>
+        <w:spacing w:after="120" w:before="0" w:line="276"/>
+      </w:pPr>
+      <w:r>
+        <w:rPr>
+          <w:rFonts w:ascii="Consolas" w:cs="Consolas" w:eastAsia="Consolas" w:hAnsi="Consolas"/>
+        </w:rPr>
+        <w:t>• (v1.3) metadata.lang нь report --lang-аар гаралтын үед сэлгэгдэж болно. Файлыг дарж бичихгүй тул metadata.result_hash хүчинтэй хэвээр — нэг scan-result.json-оос хоёр хэл дээрх тайлан гарна.</w:t>
       </w:r>
       <w:r>
         <w:rPr>
